--- a/docs/lerngelegenheiten/LG_ESW_grundlagen_der_beurteilung/Lernmodul_01.docx
+++ b/docs/lerngelegenheiten/LG_ESW_grundlagen_der_beurteilung/Lernmodul_01.docx
@@ -550,7 +550,7 @@
         </w:tc>
       </w:tr>
     </w:tbl>
-    <w:bookmarkStart w:id="32" w:name="mein-leben-und-die-noten"/>
+    <w:bookmarkStart w:id="36" w:name="mein-leben-und-die-noten"/>
     <w:p>
       <w:pPr>
         <w:pStyle w:val="Heading1"/>
@@ -661,12 +661,92 @@
               <w:bottom w:w="108" w:type="dxa"/>
             </w:tcMar>
           </w:tcPr>
+          <w:tbl>
+            <w:tblPr>
+              <w:tblStyle w:val="Table"/>
+              <w:tblW w:type="pct" w:w="5000"/>
+              <w:tblLook w:firstRow="0" w:lastRow="0" w:firstColumn="0" w:lastColumn="0" w:noHBand="0" w:noVBand="0" w:val="0000"/>
+              <w:jc w:val="start"/>
+              <w:tblLayout w:type="fixed"/>
+            </w:tblPr>
+            <w:tblGrid>
+              <w:gridCol w:w="7920"/>
+            </w:tblGrid>
+            <w:tr>
+              <w:tc>
+                <w:tcPr/>
+                <w:bookmarkStart w:id="29" w:name="fig-kind"/>
+                <w:p>
+                  <w:pPr>
+                    <w:pStyle w:val="Compact"/>
+                    <w:jc w:val="center"/>
+                  </w:pPr>
+                  <w:r>
+                    <w:drawing>
+                      <wp:inline>
+                        <wp:extent cx="5334000" cy="3000375"/>
+                        <wp:effectExtent b="0" l="0" r="0" t="0"/>
+                        <wp:docPr descr="" title="" id="27" name="Picture"/>
+                        <a:graphic>
+                          <a:graphicData uri="http://schemas.openxmlformats.org/drawingml/2006/picture">
+                            <pic:pic>
+                              <pic:nvPicPr>
+                                <pic:cNvPr descr="https://www.voltafilm.ch/sites/default/files/styles/w976/public/stills/MLDN_Florina_01.jpg?itok=BZv1NQEt" id="28" name="Picture"/>
+                                <pic:cNvPicPr>
+                                  <a:picLocks noChangeArrowheads="1" noChangeAspect="1"/>
+                                </pic:cNvPicPr>
+                              </pic:nvPicPr>
+                              <pic:blipFill>
+                                <a:blip r:embed="rId26"/>
+                                <a:stretch>
+                                  <a:fillRect/>
+                                </a:stretch>
+                              </pic:blipFill>
+                              <pic:spPr bwMode="auto">
+                                <a:xfrm>
+                                  <a:off x="0" y="0"/>
+                                  <a:ext cx="5334000" cy="3000375"/>
+                                </a:xfrm>
+                                <a:prstGeom prst="rect">
+                                  <a:avLst/>
+                                </a:prstGeom>
+                                <a:noFill/>
+                                <a:ln w="9525">
+                                  <a:noFill/>
+                                  <a:headEnd/>
+                                  <a:tailEnd/>
+                                </a:ln>
+                              </pic:spPr>
+                            </pic:pic>
+                          </a:graphicData>
+                        </a:graphic>
+                      </wp:inline>
+                    </w:drawing>
+                  </w:r>
+                </w:p>
+                <w:p>
+                  <w:pPr>
+                    <w:jc w:val="center"/>
+                  </w:pPr>
+                  <w:pPr>
+                    <w:jc w:val="start"/>
+                    <w:spacing w:before="200"/>
+                    <w:pStyle w:val="ImageCaption"/>
+                  </w:pPr>
+                  <w:r>
+                    <w:t xml:space="preserve">Abbildung 1: Kind erhält Beurteilung ©Voltafilm</w:t>
+                  </w:r>
+                </w:p>
+                <w:bookmarkEnd w:id="29"/>
+              </w:tc>
+            </w:tr>
+          </w:tbl>
           <w:p>
             <w:pPr>
               <w:pStyle w:val="BodyText"/>
             </w:pPr>
             <w:pPr>
-              <w:spacing w:before="16" w:after="16"/>
+              <w:spacing w:after="16"/>
             </w:pPr>
             <w:r>
               <w:t xml:space="preserve">Bevor Sie den Film schauen: Überlegen Sie sich kurz, was diesem Kind in</w:t>
@@ -674,13 +754,14 @@
             <w:r>
               <w:t xml:space="preserve"> </w:t>
             </w:r>
-            <w:r>
-              <w:rPr>
-                <w:bCs/>
-                <w:b/>
-              </w:rPr>
-              <w:t xml:space="preserve">?@fig-kind</w:t>
-            </w:r>
+            <w:hyperlink w:anchor="fig-kind">
+              <w:r>
+                <w:rPr>
+                  <w:rStyle w:val="Hyperlink"/>
+                </w:rPr>
+                <w:t xml:space="preserve">Abbildung 1</w:t>
+              </w:r>
+            </w:hyperlink>
             <w:r>
               <w:t xml:space="preserve"> </w:t>
             </w:r>
@@ -701,7 +782,7 @@
       <w:r>
         <w:t xml:space="preserve"> </w:t>
       </w:r>
-      <w:hyperlink r:id="rId26">
+      <w:hyperlink r:id="rId30">
         <w:r>
           <w:rPr>
             <w:rStyle w:val="Hyperlink"/>
@@ -778,12 +859,12 @@
                 <wp:inline>
                   <wp:extent cx="152400" cy="152400"/>
                   <wp:effectExtent b="0" l="0" r="0" t="0"/>
-                  <wp:docPr descr="" title="" id="27" name="Picture"/>
+                  <wp:docPr descr="" title="" id="31" name="Picture"/>
                   <a:graphic>
                     <a:graphicData uri="http://schemas.openxmlformats.org/drawingml/2006/picture">
                       <pic:pic>
                         <pic:nvPicPr>
-                          <pic:cNvPr descr="/Applications/quarto/share/formats/docx/caution.png" id="28" name="Picture"/>
+                          <pic:cNvPr descr="/Applications/quarto/share/formats/docx/caution.png" id="32" name="Picture"/>
                           <pic:cNvPicPr>
                             <a:picLocks noChangeArrowheads="1" noChangeAspect="1"/>
                           </pic:cNvPicPr>
@@ -908,8 +989,8 @@
         <w:t xml:space="preserve">In den nun folgenden Lernmodulen, die Sie im Verlaufe des Semesters durcharbeiten werden, soll es immer wieder auch darum gehen, Antworten zu finden und Ihr Problembewusstsein zu schärfen.</w:t>
       </w:r>
     </w:p>
-    <w:bookmarkStart w:id="31" w:name="refs"/>
-    <w:bookmarkStart w:id="30" w:name="ref-wespe_mein_2022"/>
+    <w:bookmarkStart w:id="35" w:name="refs"/>
+    <w:bookmarkStart w:id="34" w:name="ref-wespe_mein_2022"/>
     <w:p>
       <w:pPr>
         <w:pStyle w:val="Bibliography"/>
@@ -933,7 +1014,7 @@
       <w:r>
         <w:t xml:space="preserve"> </w:t>
       </w:r>
-      <w:hyperlink r:id="rId29">
+      <w:hyperlink r:id="rId33">
         <w:r>
           <w:rPr>
             <w:rStyle w:val="Hyperlink"/>
@@ -942,9 +1023,9 @@
         </w:r>
       </w:hyperlink>
     </w:p>
-    <w:bookmarkEnd w:id="30"/>
-    <w:bookmarkEnd w:id="31"/>
-    <w:bookmarkEnd w:id="32"/>
+    <w:bookmarkEnd w:id="34"/>
+    <w:bookmarkEnd w:id="35"/>
+    <w:bookmarkEnd w:id="36"/>
     <w:sectPr/>
   </w:body>
 </w:document>
